--- a/Layer 1/Description of site map.docx
+++ b/Layer 1/Description of site map.docx
@@ -64,7 +64,21 @@
           <w:sz w:val="22"/>
           <w:szCs w:val="22"/>
         </w:rPr>
-        <w:t xml:space="preserve">The fibre connections between the cabinets are ran in a ring with a redundant line through the middle. This figure of 8 shape is to allow redundancy between the racks in the even that an area goes down. I also had the idea to go in a star-like pattern, where all lines are </w:t>
+        <w:t xml:space="preserve">The fibre connections between the cabinets are ran in a ring with a redundant line through the middle. This shape is to allow redundancy between the racks </w:t>
+      </w:r>
+      <w:r>
+        <w:rPr>
+          <w:sz w:val="22"/>
+          <w:szCs w:val="22"/>
+        </w:rPr>
+        <w:t>if</w:t>
+      </w:r>
+      <w:r>
+        <w:rPr>
+          <w:sz w:val="22"/>
+          <w:szCs w:val="22"/>
+        </w:rPr>
+        <w:t xml:space="preserve"> an area goes down. I also had the idea to go in a star-like pattern, where all lines are </w:t>
       </w:r>
       <w:r>
         <w:rPr>
@@ -78,7 +92,21 @@
           <w:sz w:val="22"/>
           <w:szCs w:val="22"/>
         </w:rPr>
-        <w:t xml:space="preserve"> to CD rack 1</w:t>
+        <w:t xml:space="preserve"> </w:t>
+      </w:r>
+      <w:r>
+        <w:rPr>
+          <w:sz w:val="22"/>
+          <w:szCs w:val="22"/>
+        </w:rPr>
+        <w:t xml:space="preserve">back </w:t>
+      </w:r>
+      <w:r>
+        <w:rPr>
+          <w:sz w:val="22"/>
+          <w:szCs w:val="22"/>
+        </w:rPr>
+        <w:t>to CD rack 1</w:t>
       </w:r>
       <w:r>
         <w:rPr>
@@ -168,7 +196,21 @@
           <w:sz w:val="22"/>
           <w:szCs w:val="22"/>
         </w:rPr>
-        <w:t>10 strategically placed CD racks on the site, it maintains that 100 metre limit and the connections receive full connectivity.</w:t>
+        <w:t xml:space="preserve">10 strategically placed CD racks on the site, it maintains that 100 metre limit and the connections receive full </w:t>
+      </w:r>
+      <w:r>
+        <w:rPr>
+          <w:sz w:val="22"/>
+          <w:szCs w:val="22"/>
+        </w:rPr>
+        <w:t>network access</w:t>
+      </w:r>
+      <w:r>
+        <w:rPr>
+          <w:sz w:val="22"/>
+          <w:szCs w:val="22"/>
+        </w:rPr>
+        <w:t>.</w:t>
       </w:r>
       <w:r>
         <w:rPr>
@@ -223,7 +265,30 @@
           <w:sz w:val="22"/>
           <w:szCs w:val="22"/>
         </w:rPr>
-        <w:t>Security Cameras have been placed at strategic locations throughout the site. With the current layout of cameras, no blind spots are present. They are all connected with 50mm ducts containing CAT6 data cabling. My reason for choosing CAT6 is because of the data speed of 10Gbps.</w:t>
+        <w:t xml:space="preserve">Security Cameras have been placed at strategic locations throughout the site. With the current layout of cameras, no blind spots are present. They are all connected with 50mm ducts containing CAT6 data cabling. My reason for choosing CAT6 is because of the data speed of </w:t>
+      </w:r>
+      <w:proofErr w:type="gramStart"/>
+      <w:r>
+        <w:rPr>
+          <w:sz w:val="22"/>
+          <w:szCs w:val="22"/>
+        </w:rPr>
+        <w:t>10Gbps</w:t>
+      </w:r>
+      <w:proofErr w:type="gramEnd"/>
+      <w:r>
+        <w:rPr>
+          <w:sz w:val="22"/>
+          <w:szCs w:val="22"/>
+        </w:rPr>
+        <w:t xml:space="preserve"> and they are low-cost compared to CAT6A</w:t>
+      </w:r>
+      <w:r>
+        <w:rPr>
+          <w:sz w:val="22"/>
+          <w:szCs w:val="22"/>
+        </w:rPr>
+        <w:t>.</w:t>
       </w:r>
       <w:r>
         <w:rPr>
@@ -257,7 +322,14 @@
           <w:sz w:val="22"/>
           <w:szCs w:val="22"/>
         </w:rPr>
-        <w:t>The Slow</w:t>
+        <w:t xml:space="preserve">The </w:t>
+      </w:r>
+      <w:r>
+        <w:rPr>
+          <w:sz w:val="22"/>
+          <w:szCs w:val="22"/>
+        </w:rPr>
+        <w:t>slow</w:t>
       </w:r>
       <w:r>
         <w:rPr>
@@ -271,14 +343,42 @@
           <w:sz w:val="22"/>
           <w:szCs w:val="22"/>
         </w:rPr>
-        <w:t xml:space="preserve"> Chargers have been connected by 50mm ducts containing </w:t>
-      </w:r>
-      <w:r>
-        <w:rPr>
-          <w:sz w:val="22"/>
-          <w:szCs w:val="22"/>
-        </w:rPr>
-        <w:t>CAT6 network cables. These all connect to a Central distribution Rack</w:t>
+        <w:t xml:space="preserve"> </w:t>
+      </w:r>
+      <w:r>
+        <w:rPr>
+          <w:sz w:val="22"/>
+          <w:szCs w:val="22"/>
+        </w:rPr>
+        <w:t>c</w:t>
+      </w:r>
+      <w:r>
+        <w:rPr>
+          <w:sz w:val="22"/>
+          <w:szCs w:val="22"/>
+        </w:rPr>
+        <w:t xml:space="preserve">hargers have been connected by 50mm ducts containing </w:t>
+      </w:r>
+      <w:r>
+        <w:rPr>
+          <w:sz w:val="22"/>
+          <w:szCs w:val="22"/>
+        </w:rPr>
+        <w:t xml:space="preserve">CAT6 network cables. These all </w:t>
+      </w:r>
+      <w:r>
+        <w:rPr>
+          <w:sz w:val="22"/>
+          <w:szCs w:val="22"/>
+        </w:rPr>
+        <w:t xml:space="preserve">then </w:t>
+      </w:r>
+      <w:r>
+        <w:rPr>
+          <w:sz w:val="22"/>
+          <w:szCs w:val="22"/>
+        </w:rPr>
+        <w:t>connect to a Central distribution Rack</w:t>
       </w:r>
       <w:r>
         <w:rPr>
@@ -294,28 +394,54 @@
         </w:rPr>
         <w:t xml:space="preserve">hargers are so that they can communicate with the network </w:t>
       </w:r>
-      <w:proofErr w:type="gramStart"/>
-      <w:r>
-        <w:rPr>
-          <w:sz w:val="22"/>
-          <w:szCs w:val="22"/>
-        </w:rPr>
-        <w:t>in the event that</w:t>
-      </w:r>
-      <w:proofErr w:type="gramEnd"/>
-      <w:r>
-        <w:rPr>
-          <w:sz w:val="22"/>
-          <w:szCs w:val="22"/>
-        </w:rPr>
-        <w:t xml:space="preserve"> an incident occurs where the chargers go offline, and even to allow </w:t>
-      </w:r>
-      <w:r>
-        <w:rPr>
-          <w:sz w:val="22"/>
-          <w:szCs w:val="22"/>
-        </w:rPr>
-        <w:t>visibility and management of the chargers to end users.</w:t>
+      <w:r>
+        <w:rPr>
+          <w:sz w:val="22"/>
+          <w:szCs w:val="22"/>
+        </w:rPr>
+        <w:t>should</w:t>
+      </w:r>
+      <w:r>
+        <w:rPr>
+          <w:sz w:val="22"/>
+          <w:szCs w:val="22"/>
+        </w:rPr>
+        <w:t xml:space="preserve"> an incident occurs where the chargers go offline, and even</w:t>
+      </w:r>
+      <w:r>
+        <w:rPr>
+          <w:sz w:val="22"/>
+          <w:szCs w:val="22"/>
+        </w:rPr>
+        <w:t xml:space="preserve"> under a normal environment,</w:t>
+      </w:r>
+      <w:r>
+        <w:rPr>
+          <w:sz w:val="22"/>
+          <w:szCs w:val="22"/>
+        </w:rPr>
+        <w:t xml:space="preserve"> to allow </w:t>
+      </w:r>
+      <w:r>
+        <w:rPr>
+          <w:sz w:val="22"/>
+          <w:szCs w:val="22"/>
+        </w:rPr>
+        <w:t xml:space="preserve">visibility and management of the chargers to </w:t>
+      </w:r>
+      <w:r>
+        <w:rPr>
+          <w:sz w:val="22"/>
+          <w:szCs w:val="22"/>
+        </w:rPr>
+        <w:t>users</w:t>
+      </w:r>
+      <w:r>
+        <w:rPr>
+          <w:sz w:val="22"/>
+          <w:szCs w:val="22"/>
+        </w:rPr>
+        <w:t>.</w:t>
       </w:r>
     </w:p>
     <w:p>
@@ -419,37 +545,7 @@
           <w:sz w:val="22"/>
           <w:szCs w:val="22"/>
         </w:rPr>
-        <w:t xml:space="preserve">maintain connectivity while their getting their car washed. On top of that, to add a quick note, </w:t>
-      </w:r>
-      <w:proofErr w:type="gramStart"/>
-      <w:r>
-        <w:rPr>
-          <w:sz w:val="22"/>
-          <w:szCs w:val="22"/>
-        </w:rPr>
-        <w:t xml:space="preserve">the </w:t>
-      </w:r>
-      <w:r>
-        <w:rPr>
-          <w:sz w:val="22"/>
-          <w:szCs w:val="22"/>
-        </w:rPr>
-        <w:t xml:space="preserve"> </w:t>
-      </w:r>
-      <w:r>
-        <w:rPr>
-          <w:sz w:val="22"/>
-          <w:szCs w:val="22"/>
-        </w:rPr>
-        <w:t>dashboard</w:t>
-      </w:r>
-      <w:proofErr w:type="gramEnd"/>
-      <w:r>
-        <w:rPr>
-          <w:sz w:val="22"/>
-          <w:szCs w:val="22"/>
-        </w:rPr>
-        <w:t xml:space="preserve"> that is used to begin the wash would be wired using a CAT6 network cable to </w:t>
+        <w:t xml:space="preserve">maintain connectivity while their getting their car washed. On top of that, to add a quick note, the dashboard that is used to begin the wash would be wired using a CAT6 network cable to </w:t>
       </w:r>
       <w:r>
         <w:rPr>
